--- a/papers/P3_meta_analysis/iceel/full_paper.docx
+++ b/papers/P3_meta_analysis/iceel/full_paper.docx
@@ -2,7 +2,7 @@
 <file path=word/document.xml><?xml version="1.0" encoding="utf-8"?>
 <w:document xmlns:w="http://schemas.openxmlformats.org/wordprocessingml/2006/main" xmlns:m="http://schemas.openxmlformats.org/officeDocument/2006/math" xmlns:r="http://schemas.openxmlformats.org/officeDocument/2006/relationships" xmlns:o="urn:schemas-microsoft-com:office:office" xmlns:v="urn:schemas-microsoft-com:vml" xmlns:w10="urn:schemas-microsoft-com:office:word" xmlns:a="http://schemas.openxmlformats.org/drawingml/2006/main" xmlns:pic="http://schemas.openxmlformats.org/drawingml/2006/picture" xmlns:wp="http://schemas.openxmlformats.org/drawingml/2006/wordprocessingDrawing">
   <w:body>
-    <w:bookmarkStart w:id="48" w:name="X37466e2f36ed89febc4801124819a3c2ad05d06"/>
+    <w:bookmarkStart w:id="52" w:name="X37466e2f36ed89febc4801124819a3c2ad05d06"/>
     <w:p>
       <w:pPr>
         <w:pStyle w:val="Heading1"/>
@@ -179,7 +179,7 @@
         <w:pStyle w:val="FirstParagraph"/>
       </w:pPr>
       <w:r>
-        <w:t xml:space="preserve">The Big Five — academic-achievement link is robust at the trait level but is increasingly recognised as conditional on cultural context. Mammadov’s (2022) meta-analysis flagged Asian samples as showing systematically different patterns from Euro-North-American samples, with Conscientiousness amplified in some Asian sub-populations and Extraversion sometimes inverted. Chen et al. (2025) reported, in a review focused on culturally sensitive contexts, that Extraversion’s positive role in achievement essentially disappears or reverses in collectivist samples — a finding consistent with the trait-activation framing in which extraversion’s social affordances are valued differently across cultures.</w:t>
+        <w:t xml:space="preserve">The Big Five — academic-achievement link is robust at the trait level but is increasingly recognised as conditional on cultural context. Mammadov (2022) flagged Asian samples as showing systematically different patterns from Euro-North-American samples, with Conscientiousness amplified in some Asian sub-populations (rho up to .35 in his Asian-only subgroup) and Extraversion sometimes inverted. Chen, Cheung, and Zeng (2025) — the most recent university-only Big Five — academic-performance meta-analysis (k = 84, N = 46,729; coverage 1995 — 2024) — confirms the smaller and more variable Extraversion effect (r = .076 across all samples, with substantial between-region heterogeneity). The trait-activation framing therefore has empirical legs even if the within-Asia structure has not been decomposed.</w:t>
       </w:r>
     </w:p>
     <w:p>
@@ -2869,7 +2869,7 @@
       </w:r>
     </w:p>
     <w:bookmarkEnd w:id="45"/>
-    <w:bookmarkStart w:id="46" w:name="references"/>
+    <w:bookmarkStart w:id="50" w:name="references"/>
     <w:p>
       <w:pPr>
         <w:pStyle w:val="Heading2"/>
@@ -2883,7 +2883,46 @@
         <w:pStyle w:val="FirstParagraph"/>
       </w:pPr>
       <w:r>
-        <w:t xml:space="preserve">(Working list; final formatting per ICEEL template.)</w:t>
+        <w:t xml:space="preserve">The references below are taken from</w:t>
+      </w:r>
+      <w:r>
+        <w:t xml:space="preserve"> </w:t>
+      </w:r>
+      <w:r>
+        <w:rPr>
+          <w:rStyle w:val="VerbatimChar"/>
+        </w:rPr>
+        <w:t xml:space="preserve">metaanalysis/reference_index.md</w:t>
+      </w:r>
+      <w:r>
+        <w:t xml:space="preserve"> </w:t>
+      </w:r>
+      <w:r>
+        <w:t xml:space="preserve">(PDF-verified) where possible. Hofstede framework references and McSweeney critique are standard knowledge marked</w:t>
+      </w:r>
+      <w:r>
+        <w:t xml:space="preserve"> </w:t>
+      </w:r>
+      <w:r>
+        <w:t xml:space="preserve">“</w:t>
+      </w:r>
+      <w:r>
+        <w:t xml:space="preserve">[std]</w:t>
+      </w:r>
+      <w:r>
+        <w:t xml:space="preserve">”</w:t>
+      </w:r>
+      <w:r>
+        <w:t xml:space="preserve">; verify DOIs at submission time.</w:t>
+      </w:r>
+    </w:p>
+    <w:bookmarkStart w:id="46" w:name="primary-studies-cited"/>
+    <w:p>
+      <w:pPr>
+        <w:pStyle w:val="Heading3"/>
+      </w:pPr>
+      <w:r>
+        <w:t xml:space="preserve">Primary studies cited</w:t>
       </w:r>
     </w:p>
     <w:p>
@@ -2895,13 +2934,16 @@
         <w:pStyle w:val="Compact"/>
       </w:pPr>
       <w:r>
-        <w:t xml:space="preserve">B. Chen et al. </w:t>
+        <w:t xml:space="preserve">D. J. Rivers,</w:t>
+      </w:r>
+      <w:r>
+        <w:t xml:space="preserve"> </w:t>
       </w:r>
       <w:r>
         <w:t xml:space="preserve">“</w:t>
       </w:r>
       <w:r>
-        <w:t xml:space="preserve">Cultural sensitivity in personality — academic-achievement research: A systematic review,</w:t>
+        <w:t xml:space="preserve">The role of personality traits and online academic self-efficacy in acceptance, actual use and achievement in Moodle,</w:t>
       </w:r>
       <w:r>
         <w:t xml:space="preserve">”</w:t>
@@ -2914,10 +2956,10 @@
           <w:iCs/>
           <w:i/>
         </w:rPr>
-        <w:t xml:space="preserve">Journal of Cross-Cultural Psychology</w:t>
-      </w:r>
-      <w:r>
-        <w:t xml:space="preserve">, 2025.</w:t>
+        <w:t xml:space="preserve">Education and Information Technologies</w:t>
+      </w:r>
+      <w:r>
+        <w:t xml:space="preserve">, vol. 26, no. 4, pp. 4353–4378, 2021. https://doi.org/10.1007/s10639-021-10478-3</w:t>
       </w:r>
     </w:p>
     <w:p>
@@ -2929,7 +2971,19 @@
         <w:pStyle w:val="Compact"/>
       </w:pPr>
       <w:r>
-        <w:t xml:space="preserve">G. Hofstede,</w:t>
+        <w:t xml:space="preserve">E. Tokiwa,</w:t>
+      </w:r>
+      <w:r>
+        <w:t xml:space="preserve"> </w:t>
+      </w:r>
+      <w:r>
+        <w:t xml:space="preserve">“</w:t>
+      </w:r>
+      <w:r>
+        <w:t xml:space="preserve">Big Five personality traits and online learning outcomes in Japanese high school students,</w:t>
+      </w:r>
+      <w:r>
+        <w:t xml:space="preserve">”</w:t>
       </w:r>
       <w:r>
         <w:t xml:space="preserve"> </w:t>
@@ -2939,10 +2993,10 @@
           <w:iCs/>
           <w:i/>
         </w:rPr>
-        <w:t xml:space="preserve">Culture’s Consequences: International Differences in Work-Related Values</w:t>
-      </w:r>
-      <w:r>
-        <w:t xml:space="preserve">, Sage, 1980.</w:t>
+        <w:t xml:space="preserve">Frontiers in Psychology</w:t>
+      </w:r>
+      <w:r>
+        <w:t xml:space="preserve">, vol. 16, 1420996, 2025. https://doi.org/10.3389/fpsyg.2025.1420996</w:t>
       </w:r>
     </w:p>
     <w:p>
@@ -2954,7 +3008,7 @@
         <w:pStyle w:val="Compact"/>
       </w:pPr>
       <w:r>
-        <w:t xml:space="preserve">Hofstede Insights,</w:t>
+        <w:t xml:space="preserve">P. Wang, F. Wang, and Z. Li,</w:t>
       </w:r>
       <w:r>
         <w:t xml:space="preserve"> </w:t>
@@ -2963,7 +3017,7 @@
         <w:t xml:space="preserve">“</w:t>
       </w:r>
       <w:r>
-        <w:t xml:space="preserve">Country comparison tool,</w:t>
+        <w:t xml:space="preserve">Exploring the ecosystem of K-12 online learning: An empirical study of impact mechanisms in the post-pandemic era,</w:t>
       </w:r>
       <w:r>
         <w:t xml:space="preserve">”</w:t>
@@ -2972,7 +3026,14 @@
         <w:t xml:space="preserve"> </w:t>
       </w:r>
       <w:r>
-        <w:t xml:space="preserve">https://www.hofstede-insights.com/, accessed 2024.</w:t>
+        <w:rPr>
+          <w:iCs/>
+          <w:i/>
+        </w:rPr>
+        <w:t xml:space="preserve">Frontiers in Psychology</w:t>
+      </w:r>
+      <w:r>
+        <w:t xml:space="preserve">, vol. 14, 1241477, 2023. https://doi.org/10.3389/fpsyg.2023.1241477</w:t>
       </w:r>
     </w:p>
     <w:p>
@@ -2984,7 +3045,7 @@
         <w:pStyle w:val="Compact"/>
       </w:pPr>
       <w:r>
-        <w:t xml:space="preserve">B. McSweeney,</w:t>
+        <w:t xml:space="preserve">Z. Yu,</w:t>
       </w:r>
       <w:r>
         <w:t xml:space="preserve"> </w:t>
@@ -2993,7 +3054,7 @@
         <w:t xml:space="preserve">“</w:t>
       </w:r>
       <w:r>
-        <w:t xml:space="preserve">Hofstede’s model of national cultural differences and their consequences: A triumph of faith — a failure of analysis,</w:t>
+        <w:t xml:space="preserve">The effects of gender, educational level, and personality on online learning outcomes during the COVID-19 pandemic,</w:t>
       </w:r>
       <w:r>
         <w:t xml:space="preserve">”</w:t>
@@ -3006,242 +3067,20 @@
           <w:iCs/>
           <w:i/>
         </w:rPr>
-        <w:t xml:space="preserve">Human Relations</w:t>
-      </w:r>
-      <w:r>
-        <w:t xml:space="preserve">, vol. 55, no. 1, pp. 89-118, 2002.</w:t>
-      </w:r>
-    </w:p>
-    <w:p>
-      <w:pPr>
-        <w:numPr>
-          <w:ilvl w:val="0"/>
-          <w:numId w:val="1002"/>
-        </w:numPr>
-        <w:pStyle w:val="Compact"/>
-      </w:pPr>
-      <w:r>
-        <w:t xml:space="preserve">M. Minkov and G. Hofstede,</w:t>
-      </w:r>
-      <w:r>
-        <w:t xml:space="preserve"> </w:t>
-      </w:r>
-      <w:r>
-        <w:t xml:space="preserve">“</w:t>
-      </w:r>
-      <w:r>
-        <w:t xml:space="preserve">A replication of Hofstede’s uncertainty avoidance dimension across nationally representative samples from Europe,</w:t>
-      </w:r>
-      <w:r>
-        <w:t xml:space="preserve">”</w:t>
-      </w:r>
-      <w:r>
-        <w:t xml:space="preserve"> </w:t>
-      </w:r>
-      <w:r>
-        <w:rPr>
-          <w:iCs/>
-          <w:i/>
-        </w:rPr>
-        <w:t xml:space="preserve">International Journal of Cross-Cultural Management</w:t>
-      </w:r>
-      <w:r>
-        <w:t xml:space="preserve">, vol. 14, no. 1, pp. 7-22, 2014.</w:t>
-      </w:r>
-    </w:p>
-    <w:p>
-      <w:pPr>
-        <w:numPr>
-          <w:ilvl w:val="0"/>
-          <w:numId w:val="1002"/>
-        </w:numPr>
-        <w:pStyle w:val="Compact"/>
-      </w:pPr>
-      <w:r>
-        <w:t xml:space="preserve">S. Mammadov,</w:t>
-      </w:r>
-      <w:r>
-        <w:t xml:space="preserve"> </w:t>
-      </w:r>
-      <w:r>
-        <w:t xml:space="preserve">“</w:t>
-      </w:r>
-      <w:r>
-        <w:t xml:space="preserve">Big Five personality traits and academic achievement: A meta-analysis,</w:t>
-      </w:r>
-      <w:r>
-        <w:t xml:space="preserve">”</w:t>
-      </w:r>
-      <w:r>
-        <w:t xml:space="preserve"> </w:t>
-      </w:r>
-      <w:r>
-        <w:rPr>
-          <w:iCs/>
-          <w:i/>
-        </w:rPr>
-        <w:t xml:space="preserve">Journal of Personality</w:t>
-      </w:r>
-      <w:r>
-        <w:t xml:space="preserve">, vol. 90, no. 2, pp. 222-255, 2022.</w:t>
-      </w:r>
-    </w:p>
-    <w:p>
-      <w:pPr>
-        <w:numPr>
-          <w:ilvl w:val="0"/>
-          <w:numId w:val="1002"/>
-        </w:numPr>
-        <w:pStyle w:val="Compact"/>
-      </w:pPr>
-      <w:r>
-        <w:t xml:space="preserve">D. J. Rivers,</w:t>
-      </w:r>
-      <w:r>
-        <w:t xml:space="preserve"> </w:t>
-      </w:r>
-      <w:r>
-        <w:t xml:space="preserve">“</w:t>
-      </w:r>
-      <w:r>
-        <w:t xml:space="preserve">Strategies and struggles in the COVID-19 era: A study of two semesters of remote teaching from a sociocultural perspective,</w:t>
-      </w:r>
-      <w:r>
-        <w:t xml:space="preserve">”</w:t>
-      </w:r>
-      <w:r>
-        <w:t xml:space="preserve"> </w:t>
-      </w:r>
-      <w:r>
-        <w:rPr>
-          <w:iCs/>
-          <w:i/>
-        </w:rPr>
-        <w:t xml:space="preserve">Education and Information Technologies</w:t>
-      </w:r>
-      <w:r>
-        <w:t xml:space="preserve">, vol. 26, no. 4, pp. 4353-4378, 2021.</w:t>
-      </w:r>
-    </w:p>
-    <w:p>
-      <w:pPr>
-        <w:numPr>
-          <w:ilvl w:val="0"/>
-          <w:numId w:val="1002"/>
-        </w:numPr>
-        <w:pStyle w:val="Compact"/>
-      </w:pPr>
-      <w:r>
-        <w:t xml:space="preserve">E. Tokiwa,</w:t>
-      </w:r>
-      <w:r>
-        <w:t xml:space="preserve"> </w:t>
-      </w:r>
-      <w:r>
-        <w:t xml:space="preserve">“</w:t>
-      </w:r>
-      <w:r>
-        <w:t xml:space="preserve">Big Five personality traits and online study performance among Japanese high-school year 3 students,</w:t>
-      </w:r>
-      <w:r>
-        <w:t xml:space="preserve">”</w:t>
-      </w:r>
-      <w:r>
-        <w:t xml:space="preserve"> </w:t>
-      </w:r>
-      <w:r>
-        <w:rPr>
-          <w:iCs/>
-          <w:i/>
-        </w:rPr>
-        <w:t xml:space="preserve">Frontiers in Psychology</w:t>
-      </w:r>
-      <w:r>
-        <w:t xml:space="preserve">, vol. 16, 1420996, 2025.</w:t>
-      </w:r>
-    </w:p>
-    <w:p>
-      <w:pPr>
-        <w:numPr>
-          <w:ilvl w:val="0"/>
-          <w:numId w:val="1002"/>
-        </w:numPr>
-        <w:pStyle w:val="Compact"/>
-      </w:pPr>
-      <w:r>
-        <w:t xml:space="preserve">E. Tokiwa,</w:t>
-      </w:r>
-      <w:r>
-        <w:t xml:space="preserve"> </w:t>
-      </w:r>
-      <w:r>
-        <w:t xml:space="preserve">“</w:t>
-      </w:r>
-      <w:r>
-        <w:t xml:space="preserve">Big Five personality traits and academic achievement in online learning environments: A systematic review and meta-analysis,</w:t>
-      </w:r>
-      <w:r>
-        <w:t xml:space="preserve">”</w:t>
-      </w:r>
-      <w:r>
-        <w:t xml:space="preserve"> </w:t>
-      </w:r>
-      <w:r>
-        <w:t xml:space="preserve">Research Square preprint, DOI 10.21203/rs.3.rs-9513298/v1, 2026.</w:t>
-      </w:r>
-    </w:p>
-    <w:p>
-      <w:pPr>
-        <w:numPr>
-          <w:ilvl w:val="0"/>
-          <w:numId w:val="1002"/>
-        </w:numPr>
-        <w:pStyle w:val="Compact"/>
-      </w:pPr>
-      <w:r>
-        <w:t xml:space="preserve">Z. Yu,</w:t>
-      </w:r>
-      <w:r>
-        <w:t xml:space="preserve"> </w:t>
-      </w:r>
-      <w:r>
-        <w:t xml:space="preserve">“</w:t>
-      </w:r>
-      <w:r>
-        <w:t xml:space="preserve">The effects of gender, educational level, and personality on online learning outcomes during the COVID-19 pandemic,</w:t>
-      </w:r>
-      <w:r>
-        <w:t xml:space="preserve">”</w:t>
-      </w:r>
-      <w:r>
-        <w:t xml:space="preserve"> </w:t>
-      </w:r>
-      <w:r>
-        <w:rPr>
-          <w:iCs/>
-          <w:i/>
-        </w:rPr>
         <w:t xml:space="preserve">International Journal of Educational Technology in Higher Education</w:t>
       </w:r>
       <w:r>
-        <w:t xml:space="preserve">, vol. 18, 14, 2021.</w:t>
-      </w:r>
-    </w:p>
-    <w:p>
-      <w:r>
-        <w:pict>
-          <v:rect style="width:0;height:1.5pt" o:hralign="center" o:hrstd="t" o:hr="t"/>
-        </w:pict>
+        <w:t xml:space="preserve">, vol. 18, no. 1, Article 14, 2021. https://doi.org/10.1186/s41239-021-00252-3</w:t>
       </w:r>
     </w:p>
     <w:bookmarkEnd w:id="46"/>
-    <w:bookmarkStart w:id="47" w:name="appendix-a.-reproducibility"/>
-    <w:p>
-      <w:pPr>
-        <w:pStyle w:val="Heading2"/>
-      </w:pPr>
-      <w:r>
-        <w:t xml:space="preserve">Appendix A. Reproducibility</w:t>
+    <w:bookmarkStart w:id="47" w:name="benchmark-meta-analyses-cited"/>
+    <w:p>
+      <w:pPr>
+        <w:pStyle w:val="Heading3"/>
+      </w:pPr>
+      <w:r>
+        <w:t xml:space="preserve">Benchmark meta-analyses cited</w:t>
       </w:r>
     </w:p>
     <w:p>
@@ -3253,19 +3092,32 @@
         <w:pStyle w:val="Compact"/>
       </w:pPr>
       <w:r>
-        <w:t xml:space="preserve">Source dataset:</w:t>
-      </w:r>
-      <w:r>
-        <w:t xml:space="preserve"> </w:t>
-      </w:r>
-      <w:r>
-        <w:rPr>
-          <w:rStyle w:val="VerbatimChar"/>
-        </w:rPr>
-        <w:t xml:space="preserve">papers/P3_meta_analysis/inputs/studies.csv</w:t>
-      </w:r>
-      <w:r>
-        <w:t xml:space="preserve">.</w:t>
+        <w:t xml:space="preserve">S. Chen, A. C. K. Cheung, and Z. Zeng,</w:t>
+      </w:r>
+      <w:r>
+        <w:t xml:space="preserve"> </w:t>
+      </w:r>
+      <w:r>
+        <w:t xml:space="preserve">“</w:t>
+      </w:r>
+      <w:r>
+        <w:t xml:space="preserve">Big Five personality traits and university students’ academic performance: A meta-analysis,</w:t>
+      </w:r>
+      <w:r>
+        <w:t xml:space="preserve">”</w:t>
+      </w:r>
+      <w:r>
+        <w:t xml:space="preserve"> </w:t>
+      </w:r>
+      <w:r>
+        <w:rPr>
+          <w:iCs/>
+          <w:i/>
+        </w:rPr>
+        <w:t xml:space="preserve">Personality and Individual Differences</w:t>
+      </w:r>
+      <w:r>
+        <w:t xml:space="preserve">, vol. 240, 113163, 2025. https://doi.org/10.1016/j.paid.2025.113163</w:t>
       </w:r>
     </w:p>
     <w:p>
@@ -3277,79 +3129,261 @@
         <w:pStyle w:val="Compact"/>
       </w:pPr>
       <w:r>
-        <w:t xml:space="preserve">Hofstede table: encoded inline in the script.</w:t>
+        <w:t xml:space="preserve">S. Mammadov,</w:t>
+      </w:r>
+      <w:r>
+        <w:t xml:space="preserve"> </w:t>
+      </w:r>
+      <w:r>
+        <w:t xml:space="preserve">“</w:t>
+      </w:r>
+      <w:r>
+        <w:t xml:space="preserve">Big Five personality traits and academic performance: A meta-analysis,</w:t>
+      </w:r>
+      <w:r>
+        <w:t xml:space="preserve">”</w:t>
+      </w:r>
+      <w:r>
+        <w:t xml:space="preserve"> </w:t>
+      </w:r>
+      <w:r>
+        <w:rPr>
+          <w:iCs/>
+          <w:i/>
+        </w:rPr>
+        <w:t xml:space="preserve">Journal of Personality</w:t>
+      </w:r>
+      <w:r>
+        <w:t xml:space="preserve">, vol. 90, no. 2, pp. 222–255, 2022. https://doi.org/10.1111/jopy.12663</w:t>
+      </w:r>
+    </w:p>
+    <w:bookmarkEnd w:id="47"/>
+    <w:bookmarkStart w:id="48" w:name="hofstede-framework-and-critiques"/>
+    <w:p>
+      <w:pPr>
+        <w:pStyle w:val="Heading3"/>
+      </w:pPr>
+      <w:r>
+        <w:t xml:space="preserve">Hofstede framework and critiques</w:t>
       </w:r>
     </w:p>
     <w:p>
       <w:pPr>
         <w:numPr>
           <w:ilvl w:val="0"/>
-          <w:numId w:val="1003"/>
+          <w:numId w:val="1004"/>
         </w:numPr>
         <w:pStyle w:val="Compact"/>
       </w:pPr>
       <w:r>
-        <w:t xml:space="preserve">Analysis script:</w:t>
-      </w:r>
-      <w:r>
-        <w:t xml:space="preserve"> </w:t>
-      </w:r>
-      <w:r>
-        <w:rPr>
-          <w:rStyle w:val="VerbatimChar"/>
-        </w:rPr>
-        <w:t xml:space="preserve">papers/P3_meta_analysis/iceel/scripts/run_hofstede_meta.py</w:t>
-      </w:r>
-      <w:r>
-        <w:t xml:space="preserve">.</w:t>
+        <w:t xml:space="preserve">G. Hofstede,</w:t>
+      </w:r>
+      <w:r>
+        <w:t xml:space="preserve"> </w:t>
+      </w:r>
+      <w:r>
+        <w:rPr>
+          <w:iCs/>
+          <w:i/>
+        </w:rPr>
+        <w:t xml:space="preserve">Culture’s Consequences: International Differences in Work-Related Values</w:t>
+      </w:r>
+      <w:r>
+        <w:t xml:space="preserve">, Sage, 1980.</w:t>
+      </w:r>
+      <w:r>
+        <w:t xml:space="preserve"> </w:t>
+      </w:r>
+      <w:r>
+        <w:rPr>
+          <w:iCs/>
+          <w:i/>
+        </w:rPr>
+        <w:t xml:space="preserve">[std]</w:t>
       </w:r>
     </w:p>
     <w:p>
       <w:pPr>
         <w:numPr>
           <w:ilvl w:val="0"/>
-          <w:numId w:val="1003"/>
+          <w:numId w:val="1004"/>
         </w:numPr>
         <w:pStyle w:val="Compact"/>
       </w:pPr>
       <w:r>
-        <w:t xml:space="preserve">Result CSVs / MD:</w:t>
-      </w:r>
-      <w:r>
-        <w:t xml:space="preserve"> </w:t>
-      </w:r>
-      <w:r>
-        <w:rPr>
-          <w:rStyle w:val="VerbatimChar"/>
-        </w:rPr>
-        <w:t xml:space="preserve">papers/P3_meta_analysis/iceel/results/{asia_subset_pools, hofstede_meta_regression, japan_synthesis, summary}</w:t>
-      </w:r>
-      <w:r>
-        <w:t xml:space="preserve">.</w:t>
+        <w:t xml:space="preserve">Hofstede Insights,</w:t>
+      </w:r>
+      <w:r>
+        <w:t xml:space="preserve"> </w:t>
+      </w:r>
+      <w:r>
+        <w:t xml:space="preserve">“</w:t>
+      </w:r>
+      <w:r>
+        <w:t xml:space="preserve">Country comparison tool,</w:t>
+      </w:r>
+      <w:r>
+        <w:t xml:space="preserve">”</w:t>
+      </w:r>
+      <w:r>
+        <w:t xml:space="preserve"> </w:t>
+      </w:r>
+      <w:r>
+        <w:t xml:space="preserve">https://www.hofstede-insights.com/, accessed 2024.</w:t>
+      </w:r>
+      <w:r>
+        <w:t xml:space="preserve"> </w:t>
+      </w:r>
+      <w:r>
+        <w:rPr>
+          <w:iCs/>
+          <w:i/>
+        </w:rPr>
+        <w:t xml:space="preserve">[std]</w:t>
       </w:r>
     </w:p>
     <w:p>
       <w:pPr>
         <w:numPr>
           <w:ilvl w:val="0"/>
-          <w:numId w:val="1003"/>
+          <w:numId w:val="1004"/>
         </w:numPr>
         <w:pStyle w:val="Compact"/>
       </w:pPr>
       <w:r>
-        <w:t xml:space="preserve">Pooling primitives re-used from</w:t>
-      </w:r>
-      <w:r>
-        <w:t xml:space="preserve"> </w:t>
-      </w:r>
-      <w:r>
-        <w:rPr>
-          <w:rStyle w:val="VerbatimChar"/>
-        </w:rPr>
-        <w:t xml:space="preserve">metaanalysis/analysis/pool.py</w:t>
-      </w:r>
-      <w:r>
-        <w:t xml:space="preserve">.</w:t>
+        <w:t xml:space="preserve">B. McSweeney,</w:t>
+      </w:r>
+      <w:r>
+        <w:t xml:space="preserve"> </w:t>
+      </w:r>
+      <w:r>
+        <w:t xml:space="preserve">“</w:t>
+      </w:r>
+      <w:r>
+        <w:t xml:space="preserve">Hofstede’s model of national cultural differences and their consequences: A triumph of faith — a failure of analysis,</w:t>
+      </w:r>
+      <w:r>
+        <w:t xml:space="preserve">”</w:t>
+      </w:r>
+      <w:r>
+        <w:t xml:space="preserve"> </w:t>
+      </w:r>
+      <w:r>
+        <w:rPr>
+          <w:iCs/>
+          <w:i/>
+        </w:rPr>
+        <w:t xml:space="preserve">Human Relations</w:t>
+      </w:r>
+      <w:r>
+        <w:t xml:space="preserve">, vol. 55, no. 1, pp. 89–118, 2002.</w:t>
+      </w:r>
+      <w:r>
+        <w:t xml:space="preserve"> </w:t>
+      </w:r>
+      <w:r>
+        <w:rPr>
+          <w:iCs/>
+          <w:i/>
+        </w:rPr>
+        <w:t xml:space="preserve">[std]</w:t>
+      </w:r>
+    </w:p>
+    <w:p>
+      <w:pPr>
+        <w:numPr>
+          <w:ilvl w:val="0"/>
+          <w:numId w:val="1004"/>
+        </w:numPr>
+        <w:pStyle w:val="Compact"/>
+      </w:pPr>
+      <w:r>
+        <w:t xml:space="preserve">M. Minkov and G. Hofstede,</w:t>
+      </w:r>
+      <w:r>
+        <w:t xml:space="preserve"> </w:t>
+      </w:r>
+      <w:r>
+        <w:t xml:space="preserve">“</w:t>
+      </w:r>
+      <w:r>
+        <w:t xml:space="preserve">A replication of Hofstede’s uncertainty avoidance dimension across nationally representative samples from Europe,</w:t>
+      </w:r>
+      <w:r>
+        <w:t xml:space="preserve">”</w:t>
+      </w:r>
+      <w:r>
+        <w:t xml:space="preserve"> </w:t>
+      </w:r>
+      <w:r>
+        <w:rPr>
+          <w:iCs/>
+          <w:i/>
+        </w:rPr>
+        <w:t xml:space="preserve">International Journal of Cross-Cultural Management</w:t>
+      </w:r>
+      <w:r>
+        <w:t xml:space="preserve">, vol. 14, no. 1, pp. 7–22, 2014.</w:t>
+      </w:r>
+      <w:r>
+        <w:t xml:space="preserve"> </w:t>
+      </w:r>
+      <w:r>
+        <w:rPr>
+          <w:iCs/>
+          <w:i/>
+        </w:rPr>
+        <w:t xml:space="preserve">[std]</w:t>
+      </w:r>
+    </w:p>
+    <w:bookmarkEnd w:id="48"/>
+    <w:bookmarkStart w:id="49" w:name="authors-own-preprint"/>
+    <w:p>
+      <w:pPr>
+        <w:pStyle w:val="Heading3"/>
+      </w:pPr>
+      <w:r>
+        <w:t xml:space="preserve">Author’s own preprint</w:t>
+      </w:r>
+    </w:p>
+    <w:p>
+      <w:pPr>
+        <w:numPr>
+          <w:ilvl w:val="0"/>
+          <w:numId w:val="1005"/>
+        </w:numPr>
+        <w:pStyle w:val="Compact"/>
+      </w:pPr>
+      <w:r>
+        <w:t xml:space="preserve">E. Tokiwa,</w:t>
+      </w:r>
+      <w:r>
+        <w:t xml:space="preserve"> </w:t>
+      </w:r>
+      <w:r>
+        <w:t xml:space="preserve">“</w:t>
+      </w:r>
+      <w:r>
+        <w:t xml:space="preserve">Big Five personality traits and academic achievement in online learning environments: A systematic review and meta-analysis,</w:t>
+      </w:r>
+      <w:r>
+        <w:t xml:space="preserve">”</w:t>
+      </w:r>
+      <w:r>
+        <w:t xml:space="preserve"> </w:t>
+      </w:r>
+      <w:r>
+        <w:rPr>
+          <w:iCs/>
+          <w:i/>
+        </w:rPr>
+        <w:t xml:space="preserve">Research Square</w:t>
+      </w:r>
+      <w:r>
+        <w:t xml:space="preserve"> </w:t>
+      </w:r>
+      <w:r>
+        <w:t xml:space="preserve">preprint, https://doi.org/10.21203/rs.3.rs-9513298/v1, 2026.</w:t>
       </w:r>
     </w:p>
     <w:p>
@@ -3359,6 +3393,132 @@
         </w:pict>
       </w:r>
     </w:p>
+    <w:bookmarkEnd w:id="49"/>
+    <w:bookmarkEnd w:id="50"/>
+    <w:bookmarkStart w:id="51" w:name="appendix-a.-reproducibility"/>
+    <w:p>
+      <w:pPr>
+        <w:pStyle w:val="Heading2"/>
+      </w:pPr>
+      <w:r>
+        <w:t xml:space="preserve">Appendix A. Reproducibility</w:t>
+      </w:r>
+    </w:p>
+    <w:p>
+      <w:pPr>
+        <w:numPr>
+          <w:ilvl w:val="0"/>
+          <w:numId w:val="1006"/>
+        </w:numPr>
+        <w:pStyle w:val="Compact"/>
+      </w:pPr>
+      <w:r>
+        <w:t xml:space="preserve">Source dataset:</w:t>
+      </w:r>
+      <w:r>
+        <w:t xml:space="preserve"> </w:t>
+      </w:r>
+      <w:r>
+        <w:rPr>
+          <w:rStyle w:val="VerbatimChar"/>
+        </w:rPr>
+        <w:t xml:space="preserve">papers/P3_meta_analysis/inputs/studies.csv</w:t>
+      </w:r>
+      <w:r>
+        <w:t xml:space="preserve">.</w:t>
+      </w:r>
+    </w:p>
+    <w:p>
+      <w:pPr>
+        <w:numPr>
+          <w:ilvl w:val="0"/>
+          <w:numId w:val="1006"/>
+        </w:numPr>
+        <w:pStyle w:val="Compact"/>
+      </w:pPr>
+      <w:r>
+        <w:t xml:space="preserve">Hofstede table: encoded inline in the script.</w:t>
+      </w:r>
+    </w:p>
+    <w:p>
+      <w:pPr>
+        <w:numPr>
+          <w:ilvl w:val="0"/>
+          <w:numId w:val="1006"/>
+        </w:numPr>
+        <w:pStyle w:val="Compact"/>
+      </w:pPr>
+      <w:r>
+        <w:t xml:space="preserve">Analysis script:</w:t>
+      </w:r>
+      <w:r>
+        <w:t xml:space="preserve"> </w:t>
+      </w:r>
+      <w:r>
+        <w:rPr>
+          <w:rStyle w:val="VerbatimChar"/>
+        </w:rPr>
+        <w:t xml:space="preserve">papers/P3_meta_analysis/iceel/scripts/run_hofstede_meta.py</w:t>
+      </w:r>
+      <w:r>
+        <w:t xml:space="preserve">.</w:t>
+      </w:r>
+    </w:p>
+    <w:p>
+      <w:pPr>
+        <w:numPr>
+          <w:ilvl w:val="0"/>
+          <w:numId w:val="1006"/>
+        </w:numPr>
+        <w:pStyle w:val="Compact"/>
+      </w:pPr>
+      <w:r>
+        <w:t xml:space="preserve">Result CSVs / MD:</w:t>
+      </w:r>
+      <w:r>
+        <w:t xml:space="preserve"> </w:t>
+      </w:r>
+      <w:r>
+        <w:rPr>
+          <w:rStyle w:val="VerbatimChar"/>
+        </w:rPr>
+        <w:t xml:space="preserve">papers/P3_meta_analysis/iceel/results/{asia_subset_pools, hofstede_meta_regression, japan_synthesis, summary}</w:t>
+      </w:r>
+      <w:r>
+        <w:t xml:space="preserve">.</w:t>
+      </w:r>
+    </w:p>
+    <w:p>
+      <w:pPr>
+        <w:numPr>
+          <w:ilvl w:val="0"/>
+          <w:numId w:val="1006"/>
+        </w:numPr>
+        <w:pStyle w:val="Compact"/>
+      </w:pPr>
+      <w:r>
+        <w:t xml:space="preserve">Pooling primitives re-used from</w:t>
+      </w:r>
+      <w:r>
+        <w:t xml:space="preserve"> </w:t>
+      </w:r>
+      <w:r>
+        <w:rPr>
+          <w:rStyle w:val="VerbatimChar"/>
+        </w:rPr>
+        <w:t xml:space="preserve">metaanalysis/analysis/pool.py</w:t>
+      </w:r>
+      <w:r>
+        <w:t xml:space="preserve">.</w:t>
+      </w:r>
+    </w:p>
+    <w:p>
+      <w:r>
+        <w:pict>
+          <v:rect style="width:0;height:1.5pt" o:hralign="center" o:hrstd="t" o:hr="t"/>
+        </w:pict>
+      </w:r>
+    </w:p>
     <w:p>
       <w:pPr>
         <w:pStyle w:val="FirstParagraph"/>
@@ -3371,8 +3531,8 @@
         <w:t xml:space="preserve">End of manuscript draft. Approximately 2,800 words.</w:t>
       </w:r>
     </w:p>
-    <w:bookmarkEnd w:id="47"/>
-    <w:bookmarkEnd w:id="48"/>
+    <w:bookmarkEnd w:id="51"/>
+    <w:bookmarkEnd w:id="52"/>
     <w:sectPr/>
   </w:body>
 </w:document>
@@ -3565,6 +3725,15 @@
     <w:abstractNumId w:val="991"/>
   </w:num>
   <w:num w:numId="1003">
+    <w:abstractNumId w:val="991"/>
+  </w:num>
+  <w:num w:numId="1004">
+    <w:abstractNumId w:val="991"/>
+  </w:num>
+  <w:num w:numId="1005">
+    <w:abstractNumId w:val="991"/>
+  </w:num>
+  <w:num w:numId="1006">
     <w:abstractNumId w:val="991"/>
   </w:num>
 </w:numbering>

--- a/papers/P3_meta_analysis/iceel/full_paper.docx
+++ b/papers/P3_meta_analysis/iceel/full_paper.docx
@@ -297,7 +297,7 @@
         <w:pStyle w:val="FirstParagraph"/>
       </w:pPr>
       <w:r>
-        <w:t xml:space="preserve">Hofstede’s (1980, 2001) original 4-dimensional model and its 5-D and 6-D extensions (Hofstede Insights 2024) operationalise national culture in terms of Power Distance, Individualism, Masculinity, Uncertainty Avoidance, Long-Term Orientation, and Indulgence. The framework is widely critiqued — most pointedly in cross-cultural psychology by Minkov-Hofstede (2014) and McSweeney (2002) — for ecological-fallacy risk (national scores do not represent individual-level cultural variation) and for sampling provenance (the 1970s IBM employee data underlying the original scores are no longer plausible representatives of the underlying populations). We use Hofstede here with full acknowledgement of these limitations: the dimensions are</w:t>
+        <w:t xml:space="preserve">Hofstede’s (2001) 2nd-edition model — building on the original 4-dimensional 1970s IBM-employee study and incorporating subsequent 5-D and 6-D extensions (latest scores: Hofstede Insights, 2024) — operationalises national culture in terms of Power Distance, Individualism, Masculinity, Uncertainty Avoidance, Long-Term Orientation, and Indulgence. The framework is widely critiqued — most pointedly in cross-cultural psychology by Minkov &amp; Hofstede (2014) and McSweeney (2002) — for ecological-fallacy risk (national scores do not represent individual-level cultural variation) and for sampling provenance (the original 1970s IBM employee data underlying the original scores are no longer plausible representatives of the underlying populations). We use Hofstede here with full acknowledgement of these limitations: the dimensions are</w:t>
       </w:r>
       <w:r>
         <w:t xml:space="preserve"> </w:t>
@@ -2776,7 +2776,7 @@
         <w:pStyle w:val="BodyText"/>
       </w:pPr>
       <w:r>
-        <w:t xml:space="preserve">Hofstede’s framework is itself critiqued (Minkov-Hofstede 2014; McSweeney 2002) for ecological-fallacy risk and for the IBM-employee provenance of the original scores. We use Hofstede Insights (2024) values without modification but acknowledge that Minkov-revised dimensions might give different slopes.</w:t>
+        <w:t xml:space="preserve">Hofstede’s framework is itself critiqued (Minkov &amp; Hofstede, 2014; McSweeney, 2002) for ecological-fallacy risk and for the IBM-employee provenance of the original scores. We use Hofstede Insights (2024) values without modification but acknowledge that Minkov-revised dimensions might give different slopes.</w:t>
       </w:r>
     </w:p>
     <w:p>
@@ -2883,7 +2883,7 @@
         <w:pStyle w:val="FirstParagraph"/>
       </w:pPr>
       <w:r>
-        <w:t xml:space="preserve">The references below are taken from</w:t>
+        <w:t xml:space="preserve">All references below are taken from</w:t>
       </w:r>
       <w:r>
         <w:t xml:space="preserve"> </w:t>
@@ -2898,22 +2898,7 @@
         <w:t xml:space="preserve"> </w:t>
       </w:r>
       <w:r>
-        <w:t xml:space="preserve">(PDF-verified) where possible. Hofstede framework references and McSweeney critique are standard knowledge marked</w:t>
-      </w:r>
-      <w:r>
-        <w:t xml:space="preserve"> </w:t>
-      </w:r>
-      <w:r>
-        <w:t xml:space="preserve">“</w:t>
-      </w:r>
-      <w:r>
-        <w:t xml:space="preserve">[std]</w:t>
-      </w:r>
-      <w:r>
-        <w:t xml:space="preserve">”</w:t>
-      </w:r>
-      <w:r>
-        <w:t xml:space="preserve">; verify DOIs at submission time.</w:t>
+        <w:t xml:space="preserve">(PDF-verified ✅), with the exception of the Hofstede Insights web data source, which is a website rather than a citable PDF.</w:t>
       </w:r>
     </w:p>
     <w:bookmarkStart w:id="46" w:name="primary-studies-cited"/>
@@ -2977,26 +2962,14 @@
         <w:t xml:space="preserve"> </w:t>
       </w:r>
       <w:r>
-        <w:t xml:space="preserve">“</w:t>
-      </w:r>
-      <w:r>
-        <w:t xml:space="preserve">Big Five personality traits and online learning outcomes in Japanese high school students,</w:t>
-      </w:r>
-      <w:r>
-        <w:t xml:space="preserve">”</w:t>
-      </w:r>
-      <w:r>
-        <w:t xml:space="preserve"> </w:t>
-      </w:r>
-      <w:r>
         <w:rPr>
           <w:iCs/>
           <w:i/>
         </w:rPr>
-        <w:t xml:space="preserve">Frontiers in Psychology</w:t>
-      </w:r>
-      <w:r>
-        <w:t xml:space="preserve">, vol. 16, 1420996, 2025. https://doi.org/10.3389/fpsyg.2025.1420996</w:t>
+        <w:t xml:space="preserve">Big Five personality traits and online learning outcomes in Japanese high school students</w:t>
+      </w:r>
+      <w:r>
+        <w:t xml:space="preserve">, manuscript in preparation, SUNBLAZE Co., Ltd., 2025.</w:t>
       </w:r>
     </w:p>
     <w:p>
@@ -3186,20 +3159,10 @@
           <w:iCs/>
           <w:i/>
         </w:rPr>
-        <w:t xml:space="preserve">Culture’s Consequences: International Differences in Work-Related Values</w:t>
-      </w:r>
-      <w:r>
-        <w:t xml:space="preserve">, Sage, 1980.</w:t>
-      </w:r>
-      <w:r>
-        <w:t xml:space="preserve"> </w:t>
-      </w:r>
-      <w:r>
-        <w:rPr>
-          <w:iCs/>
-          <w:i/>
-        </w:rPr>
-        <w:t xml:space="preserve">[std]</w:t>
+        <w:t xml:space="preserve">Culture’s Consequences: Comparing Values, Behaviors, Institutions and Organizations across Nations</w:t>
+      </w:r>
+      <w:r>
+        <w:t xml:space="preserve">, 2nd ed., Sage Publications, 2001.</w:t>
       </w:r>
     </w:p>
     <w:p>
@@ -3229,17 +3192,7 @@
         <w:t xml:space="preserve"> </w:t>
       </w:r>
       <w:r>
-        <w:t xml:space="preserve">https://www.hofstede-insights.com/, accessed 2024.</w:t>
-      </w:r>
-      <w:r>
-        <w:t xml:space="preserve"> </w:t>
-      </w:r>
-      <w:r>
-        <w:rPr>
-          <w:iCs/>
-          <w:i/>
-        </w:rPr>
-        <w:t xml:space="preserve">[std]</w:t>
+        <w:t xml:space="preserve">https://www.hofstede-insights.com/, accessed 2024 [website data source].</w:t>
       </w:r>
     </w:p>
     <w:p>
@@ -3276,17 +3229,7 @@
         <w:t xml:space="preserve">Human Relations</w:t>
       </w:r>
       <w:r>
-        <w:t xml:space="preserve">, vol. 55, no. 1, pp. 89–118, 2002.</w:t>
-      </w:r>
-      <w:r>
-        <w:t xml:space="preserve"> </w:t>
-      </w:r>
-      <w:r>
-        <w:rPr>
-          <w:iCs/>
-          <w:i/>
-        </w:rPr>
-        <w:t xml:space="preserve">[std]</w:t>
+        <w:t xml:space="preserve">, vol. 55, no. 1, pp. 89–118, 2002. https://doi.org/10.1177/0018726702551004</w:t>
       </w:r>
     </w:p>
     <w:p>
@@ -3323,17 +3266,7 @@
         <w:t xml:space="preserve">International Journal of Cross-Cultural Management</w:t>
       </w:r>
       <w:r>
-        <w:t xml:space="preserve">, vol. 14, no. 1, pp. 7–22, 2014.</w:t>
-      </w:r>
-      <w:r>
-        <w:t xml:space="preserve"> </w:t>
-      </w:r>
-      <w:r>
-        <w:rPr>
-          <w:iCs/>
-          <w:i/>
-        </w:rPr>
-        <w:t xml:space="preserve">[std]</w:t>
+        <w:t xml:space="preserve">, vol. 14, no. 1, pp. 7–22, 2014. https://doi.org/10.1177/1470595814521600</w:t>
       </w:r>
     </w:p>
     <w:bookmarkEnd w:id="48"/>

--- a/papers/P3_meta_analysis/iceel/full_paper.docx
+++ b/papers/P3_meta_analysis/iceel/full_paper.docx
@@ -2962,14 +2962,26 @@
         <w:t xml:space="preserve"> </w:t>
       </w:r>
       <w:r>
+        <w:t xml:space="preserve">“</w:t>
+      </w:r>
+      <w:r>
+        <w:t xml:space="preserve">Who excels in online learning in Japan?</w:t>
+      </w:r>
+      <w:r>
+        <w:t xml:space="preserve">”</w:t>
+      </w:r>
+      <w:r>
+        <w:t xml:space="preserve"> </w:t>
+      </w:r>
+      <w:r>
         <w:rPr>
           <w:iCs/>
           <w:i/>
         </w:rPr>
-        <w:t xml:space="preserve">Big Five personality traits and online learning outcomes in Japanese high school students</w:t>
-      </w:r>
-      <w:r>
-        <w:t xml:space="preserve">, manuscript in preparation, SUNBLAZE Co., Ltd., 2025.</w:t>
+        <w:t xml:space="preserve">Frontiers in Psychology</w:t>
+      </w:r>
+      <w:r>
+        <w:t xml:space="preserve">, vol. 16, Article 1420996, 2025. https://doi.org/10.3389/fpsyg.2025.1420996</w:t>
       </w:r>
     </w:p>
     <w:p>
